--- a/Project Rooms/Operating Agreements/sources/Jeff Watson/Simplified OA Subfiles/08 - Article 6 - Indemnification.docx
+++ b/Project Rooms/Operating Agreements/sources/Jeff Watson/Simplified OA Subfiles/08 - Article 6 - Indemnification.docx
@@ -1587,12 +1587,8 @@
       </w:pPr>
     </w:p>
     <w:sectPr>
-      <w:headerReference w:type="even" r:id="rId15"/>
-      <w:headerReference w:type="default" r:id="rId16"/>
-      <w:footerReference w:type="even" r:id="rId17"/>
-      <w:footerReference w:type="default" r:id="rId18"/>
-      <w:headerReference w:type="first" r:id="rId19"/>
-      <w:footerReference w:type="first" r:id="rId20"/>
+      <w:headerReference w:type="default" r:id="rId24"/>
+      <w:footerReference w:type="default" r:id="rId25"/>
       <w:pgSz w:w="12240" w:h="15840"/>
       <w:pgMar w:top="1440" w:right="1440" w:bottom="1440" w:left="1440" w:header="720" w:footer="720" w:gutter="0"/>
       <w:cols w:space="720"/>
@@ -1746,6 +1742,16 @@
 </w:ftr>
 </file>
 
+<file path=word/footer4.xml><?xml version="1.0" encoding="utf-8"?>
+<w:ftr xmlns:m="http://schemas.openxmlformats.org/officeDocument/2006/math" xmlns:mc="http://schemas.openxmlformats.org/markup-compatibility/2006" xmlns:mo="http://schemas.microsoft.com/office/mac/office/2008/main" xmlns:mv="urn:schemas-microsoft-com:mac:vml" xmlns:o="urn:schemas-microsoft-com:office:office" xmlns:r="http://schemas.openxmlformats.org/officeDocument/2006/relationships" xmlns:v="urn:schemas-microsoft-com:vml" xmlns:w10="urn:schemas-microsoft-com:office:word" xmlns:w14="http://schemas.microsoft.com/office/word/2010/wordml" xmlns:w="http://schemas.openxmlformats.org/wordprocessingml/2006/main" xmlns:wne="http://schemas.microsoft.com/office/word/2006/wordml" xmlns:wp14="http://schemas.microsoft.com/office/word/2010/wordprocessingDrawing" xmlns:wp="http://schemas.openxmlformats.org/drawingml/2006/wordprocessingDrawing" xmlns:wpc="http://schemas.microsoft.com/office/word/2010/wordprocessingCanvas" xmlns:wpg="http://schemas.microsoft.com/office/word/2010/wordprocessingGroup" xmlns:wpi="http://schemas.microsoft.com/office/word/2010/wordprocessingInk" xmlns:wps="http://schemas.microsoft.com/office/word/2010/wordprocessingShape" mc:Ignorable="w14 wp14">
+  <w:p>
+    <w:pPr>
+      <w:pStyle w:val="Footer"/>
+    </w:pPr>
+  </w:p>
+</w:ftr>
+</file>
+
 <file path=word/footnotes.xml><?xml version="1.0" encoding="utf-8"?>
 <w:footnotes xmlns:wpc="http://schemas.microsoft.com/office/word/2010/wordprocessingCanvas" xmlns:cx="http://schemas.microsoft.com/office/drawing/2014/chartex" xmlns:cx1="http://schemas.microsoft.com/office/drawing/2015/9/8/chartex" xmlns:cx2="http://schemas.microsoft.com/office/drawing/2015/10/21/chartex" xmlns:cx3="http://schemas.microsoft.com/office/drawing/2016/5/9/chartex" xmlns:cx4="http://schemas.microsoft.com/office/drawing/2016/5/10/chartex" xmlns:cx5="http://schemas.microsoft.com/office/drawing/2016/5/11/chartex" xmlns:cx6="http://schemas.microsoft.com/office/drawing/2016/5/12/chartex" xmlns:cx7="http://schemas.microsoft.com/office/drawing/2016/5/13/chartex" xmlns:cx8="http://schemas.microsoft.com/office/drawing/2016/5/14/chartex" xmlns:mc="http://schemas.openxmlformats.org/markup-compatibility/2006" xmlns:aink="http://schemas.microsoft.com/office/drawing/2016/ink" xmlns:am3d="http://schemas.microsoft.com/office/drawing/2017/model3d" xmlns:o="urn:schemas-microsoft-com:office:office" xmlns:oel="http://schemas.microsoft.com/office/2019/extlst" xmlns:r="http://schemas.openxmlformats.org/officeDocument/2006/relationships" xmlns:m="http://schemas.openxmlformats.org/officeDocument/2006/math" xmlns:v="urn:schemas-microsoft-com:vml" xmlns:wp14="http://schemas.microsoft.com/office/word/2010/wordprocessingDrawing" xmlns:wp="http://schemas.openxmlformats.org/drawingml/2006/wordprocessingDrawing" xmlns:w10="urn:schemas-microsoft-com:office:word" xmlns:w="http://schemas.openxmlformats.org/wordprocessingml/2006/main" xmlns:w14="http://schemas.microsoft.com/office/word/2010/wordml" xmlns:w15="http://schemas.microsoft.com/office/word/2012/wordml" xmlns:w16cex="http://schemas.microsoft.com/office/word/2018/wordml/cex" xmlns:w16cid="http://schemas.microsoft.com/office/word/2016/wordml/cid" xmlns:w16="http://schemas.microsoft.com/office/word/2018/wordml" xmlns:w16du="http://schemas.microsoft.com/office/word/2023/wordml/word16du" xmlns:w16sdtdh="http://schemas.microsoft.com/office/word/2020/wordml/sdtdatahash" xmlns:w16sdtfl="http://schemas.microsoft.com/office/word/2024/wordml/sdtformatlock" xmlns:w16se="http://schemas.microsoft.com/office/word/2015/wordml/symex" xmlns:wpg="http://schemas.microsoft.com/office/word/2010/wordprocessingGroup" xmlns:wpi="http://schemas.microsoft.com/office/word/2010/wordprocessingInk" xmlns:wne="http://schemas.microsoft.com/office/word/2006/wordml" xmlns:wps="http://schemas.microsoft.com/office/word/2010/wordprocessingShape" mc:Ignorable="w14 w15 w16se w16cid w16 w16cex w16sdtdh w16sdtfl w16du wp14">
   <w:footnote w:type="separator" w:id="-1">
@@ -1800,6 +1806,16 @@
 
 <file path=word/header3.xml><?xml version="1.0" encoding="utf-8"?>
 <w:hdr xmlns:wpc="http://schemas.microsoft.com/office/word/2010/wordprocessingCanvas" xmlns:cx="http://schemas.microsoft.com/office/drawing/2014/chartex" xmlns:cx1="http://schemas.microsoft.com/office/drawing/2015/9/8/chartex" xmlns:cx2="http://schemas.microsoft.com/office/drawing/2015/10/21/chartex" xmlns:cx3="http://schemas.microsoft.com/office/drawing/2016/5/9/chartex" xmlns:cx4="http://schemas.microsoft.com/office/drawing/2016/5/10/chartex" xmlns:cx5="http://schemas.microsoft.com/office/drawing/2016/5/11/chartex" xmlns:cx6="http://schemas.microsoft.com/office/drawing/2016/5/12/chartex" xmlns:cx7="http://schemas.microsoft.com/office/drawing/2016/5/13/chartex" xmlns:cx8="http://schemas.microsoft.com/office/drawing/2016/5/14/chartex" xmlns:mc="http://schemas.openxmlformats.org/markup-compatibility/2006" xmlns:aink="http://schemas.microsoft.com/office/drawing/2016/ink" xmlns:am3d="http://schemas.microsoft.com/office/drawing/2017/model3d" xmlns:o="urn:schemas-microsoft-com:office:office" xmlns:oel="http://schemas.microsoft.com/office/2019/extlst" xmlns:r="http://schemas.openxmlformats.org/officeDocument/2006/relationships" xmlns:m="http://schemas.openxmlformats.org/officeDocument/2006/math" xmlns:v="urn:schemas-microsoft-com:vml" xmlns:wp14="http://schemas.microsoft.com/office/word/2010/wordprocessingDrawing" xmlns:wp="http://schemas.openxmlformats.org/drawingml/2006/wordprocessingDrawing" xmlns:w10="urn:schemas-microsoft-com:office:word" xmlns:w="http://schemas.openxmlformats.org/wordprocessingml/2006/main" xmlns:w14="http://schemas.microsoft.com/office/word/2010/wordml" xmlns:w15="http://schemas.microsoft.com/office/word/2012/wordml" xmlns:w16cex="http://schemas.microsoft.com/office/word/2018/wordml/cex" xmlns:w16cid="http://schemas.microsoft.com/office/word/2016/wordml/cid" xmlns:w16="http://schemas.microsoft.com/office/word/2018/wordml" xmlns:w16du="http://schemas.microsoft.com/office/word/2023/wordml/word16du" xmlns:w16sdtdh="http://schemas.microsoft.com/office/word/2020/wordml/sdtdatahash" xmlns:w16sdtfl="http://schemas.microsoft.com/office/word/2024/wordml/sdtformatlock" xmlns:w16se="http://schemas.microsoft.com/office/word/2015/wordml/symex" xmlns:wpg="http://schemas.microsoft.com/office/word/2010/wordprocessingGroup" xmlns:wpi="http://schemas.microsoft.com/office/word/2010/wordprocessingInk" xmlns:wne="http://schemas.microsoft.com/office/word/2006/wordml" xmlns:wps="http://schemas.microsoft.com/office/word/2010/wordprocessingShape" mc:Ignorable="w14 w15 w16se w16cid w16 w16cex w16sdtdh w16sdtfl w16du wp14">
+  <w:p>
+    <w:pPr>
+      <w:pStyle w:val="Header"/>
+    </w:pPr>
+  </w:p>
+</w:hdr>
+</file>
+
+<file path=word/header4.xml><?xml version="1.0" encoding="utf-8"?>
+<w:hdr xmlns:m="http://schemas.openxmlformats.org/officeDocument/2006/math" xmlns:mc="http://schemas.openxmlformats.org/markup-compatibility/2006" xmlns:mo="http://schemas.microsoft.com/office/mac/office/2008/main" xmlns:mv="urn:schemas-microsoft-com:mac:vml" xmlns:o="urn:schemas-microsoft-com:office:office" xmlns:r="http://schemas.openxmlformats.org/officeDocument/2006/relationships" xmlns:v="urn:schemas-microsoft-com:vml" xmlns:w10="urn:schemas-microsoft-com:office:word" xmlns:w14="http://schemas.microsoft.com/office/word/2010/wordml" xmlns:w="http://schemas.openxmlformats.org/wordprocessingml/2006/main" xmlns:wne="http://schemas.microsoft.com/office/word/2006/wordml" xmlns:wp14="http://schemas.microsoft.com/office/word/2010/wordprocessingDrawing" xmlns:wp="http://schemas.openxmlformats.org/drawingml/2006/wordprocessingDrawing" xmlns:wpc="http://schemas.microsoft.com/office/word/2010/wordprocessingCanvas" xmlns:wpg="http://schemas.microsoft.com/office/word/2010/wordprocessingGroup" xmlns:wpi="http://schemas.microsoft.com/office/word/2010/wordprocessingInk" xmlns:wps="http://schemas.microsoft.com/office/word/2010/wordprocessingShape" mc:Ignorable="w14 wp14">
   <w:p>
     <w:pPr>
       <w:pStyle w:val="Header"/>

--- a/Project Rooms/Operating Agreements/sources/Jeff Watson/Simplified OA Subfiles/08 - Article 6 - Indemnification.docx
+++ b/Project Rooms/Operating Agreements/sources/Jeff Watson/Simplified OA Subfiles/08 - Article 6 - Indemnification.docx
@@ -19,6 +19,7 @@
           <w:color w:val="auto"/>
           <w:u w:val="single"/>
         </w:rPr>
+        <w:lastRenderedPageBreak/>
         <w:t>Indemnification</w:t>
       </w:r>
     </w:p>
@@ -102,14 +103,7 @@
         <w:rPr>
           <w:color w:val="0070C0"/>
         </w:rPr>
-        <w:t xml:space="preserve">means anyone who is or was a Manager of the Company, including anyone who served at the Company’s request in a similar leadership or </w:t>
-      </w:r>
-      <w:r>
-        <w:rPr>
-          <w:color w:val="0070C0"/>
-        </w:rPr>
-        <w:lastRenderedPageBreak/>
-        <w:t>representative role in another business or organization.)</w:t>
+        <w:t>means anyone who is or was a Manager of the Company, including anyone who served at the Company’s request in a similar leadership or representative role in another business or organization.)</w:t>
       </w:r>
     </w:p>
     <w:p>
@@ -154,15 +148,7 @@
         </w:numPr>
       </w:pPr>
       <w:r>
-        <w:t xml:space="preserve">when used with respect to a </w:t>
-      </w:r>
-      <w:proofErr w:type="gramStart"/>
-      <w:r>
-        <w:t>Manager</w:t>
-      </w:r>
-      <w:proofErr w:type="gramEnd"/>
-      <w:r>
-        <w:t>, the office of Manager in the Company; and</w:t>
+        <w:t>when used with respect to a Manager, the office of Manager in the Company; and</w:t>
       </w:r>
     </w:p>
     <w:p>
@@ -221,38 +207,15 @@
         <w:rPr>
           <w:color w:val="0070C0"/>
         </w:rPr>
-        <w:t xml:space="preserve">The Company will cover (indemnify) a </w:t>
-      </w:r>
-      <w:proofErr w:type="gramStart"/>
-      <w:r>
-        <w:rPr>
-          <w:color w:val="0070C0"/>
-        </w:rPr>
-        <w:t>Manager’s</w:t>
-      </w:r>
-      <w:proofErr w:type="gramEnd"/>
-      <w:r>
-        <w:rPr>
-          <w:color w:val="0070C0"/>
-        </w:rPr>
-        <w:t xml:space="preserve"> legal costs if they are sued, named, or threatened in a legal proceeding </w:t>
+        <w:t xml:space="preserve">The Company will cover (indemnify) a Manager’s legal costs if they are sued, named, or threatened in a legal proceeding </w:t>
       </w:r>
       <w:r>
         <w:rPr>
           <w:b/>
           <w:color w:val="0070C0"/>
         </w:rPr>
-        <w:t xml:space="preserve">because they are or were a </w:t>
+        <w:t>because they are or were a Manager</w:t>
       </w:r>
-      <w:proofErr w:type="gramStart"/>
-      <w:r>
-        <w:rPr>
-          <w:b/>
-          <w:color w:val="0070C0"/>
-        </w:rPr>
-        <w:t>Manager</w:t>
-      </w:r>
-      <w:proofErr w:type="gramEnd"/>
       <w:r>
         <w:rPr>
           <w:color w:val="0070C0"/>
@@ -282,15 +245,7 @@
           <w:b/>
           <w:color w:val="0070C0"/>
         </w:rPr>
-        <w:t xml:space="preserve">good </w:t>
-      </w:r>
-      <w:proofErr w:type="gramStart"/>
-      <w:r>
-        <w:rPr>
-          <w:b/>
-          <w:color w:val="0070C0"/>
-        </w:rPr>
-        <w:t>faith</w:t>
+        <w:t>good faith</w:t>
       </w:r>
       <w:r>
         <w:rPr>
@@ -298,7 +253,6 @@
         </w:rPr>
         <w:t>;</w:t>
       </w:r>
-      <w:proofErr w:type="gramEnd"/>
     </w:p>
     <w:p>
       <w:pPr>
@@ -311,19 +265,11 @@
           <w:numId w:val="10"/>
         </w:numPr>
       </w:pPr>
-      <w:proofErr w:type="gramStart"/>
       <w:r>
         <w:rPr>
           <w:color w:val="0070C0"/>
         </w:rPr>
-        <w:t>Believed</w:t>
-      </w:r>
-      <w:proofErr w:type="gramEnd"/>
-      <w:r>
-        <w:rPr>
-          <w:color w:val="0070C0"/>
-        </w:rPr>
-        <w:t xml:space="preserve"> their actions were:</w:t>
+        <w:t>Believed their actions were:</w:t>
       </w:r>
     </w:p>
     <w:p>
@@ -375,19 +321,11 @@
         <w:keepLines w:val="0"/>
         <w:widowControl w:val="0"/>
       </w:pPr>
-      <w:proofErr w:type="gramStart"/>
       <w:r>
         <w:rPr>
           <w:color w:val="0070C0"/>
         </w:rPr>
-        <w:t>Had</w:t>
-      </w:r>
-      <w:proofErr w:type="gramEnd"/>
-      <w:r>
-        <w:rPr>
-          <w:color w:val="0070C0"/>
-        </w:rPr>
-        <w:t xml:space="preserve"> </w:t>
+        <w:t xml:space="preserve">Had </w:t>
       </w:r>
       <w:r>
         <w:rPr>
@@ -415,6 +353,7 @@
         <w:rPr>
           <w:color w:val="0070C0"/>
         </w:rPr>
+        <w:lastRenderedPageBreak/>
         <w:t>Only if these standards are met (as determined under later sections of this Article) will indemnification be allowed.</w:t>
       </w:r>
     </w:p>
@@ -457,21 +396,7 @@
         <w:rPr>
           <w:color w:val="0070C0"/>
         </w:rPr>
-        <w:t xml:space="preserve"> indemnify a </w:t>
-      </w:r>
-      <w:proofErr w:type="gramStart"/>
-      <w:r>
-        <w:rPr>
-          <w:color w:val="0070C0"/>
-        </w:rPr>
-        <w:t>Manager</w:t>
-      </w:r>
-      <w:proofErr w:type="gramEnd"/>
-      <w:r>
-        <w:rPr>
-          <w:color w:val="0070C0"/>
-        </w:rPr>
-        <w:t xml:space="preserve"> if:</w:t>
+        <w:t xml:space="preserve"> indemnify a Manager if:</w:t>
       </w:r>
     </w:p>
     <w:p>
@@ -497,21 +422,12 @@
         </w:rPr>
         <w:t xml:space="preserve">hey are found liable for </w:t>
       </w:r>
-      <w:proofErr w:type="gramStart"/>
       <w:r>
         <w:rPr>
           <w:b/>
           <w:color w:val="0070C0"/>
         </w:rPr>
-        <w:t>personally</w:t>
-      </w:r>
-      <w:proofErr w:type="gramEnd"/>
-      <w:r>
-        <w:rPr>
-          <w:b/>
-          <w:color w:val="0070C0"/>
-        </w:rPr>
-        <w:t xml:space="preserve"> benefiting improperly</w:t>
+        <w:t>personally benefiting improperly</w:t>
       </w:r>
       <w:r>
         <w:rPr>
@@ -542,15 +458,7 @@
           <w:b/>
           <w:color w:val="0070C0"/>
         </w:rPr>
-        <w:t xml:space="preserve">willful or intentional </w:t>
-      </w:r>
-      <w:r>
-        <w:rPr>
-          <w:b/>
-          <w:color w:val="0070C0"/>
-        </w:rPr>
-        <w:lastRenderedPageBreak/>
-        <w:t>misconduct</w:t>
+        <w:t>willful or intentional misconduct</w:t>
       </w:r>
       <w:r>
         <w:rPr>
@@ -620,21 +528,7 @@
         <w:rPr>
           <w:color w:val="0070C0"/>
         </w:rPr>
-        <w:t xml:space="preserve">If a </w:t>
-      </w:r>
-      <w:proofErr w:type="gramStart"/>
-      <w:r>
-        <w:rPr>
-          <w:color w:val="0070C0"/>
-        </w:rPr>
-        <w:t>Manager</w:t>
-      </w:r>
-      <w:proofErr w:type="gramEnd"/>
-      <w:r>
-        <w:rPr>
-          <w:color w:val="0070C0"/>
-        </w:rPr>
-        <w:t xml:space="preserve"> qualifies for indemnification under this Article, the Company will cover any judgments, penalties (including taxes), fines, settlements, and reasonable legal expenses they actually paid because of the proceeding.</w:t>
+        <w:t>If a Manager qualifies for indemnification under this Article, the Company will cover any judgments, penalties (including taxes), fines, settlements, and reasonable legal expenses they actually paid because of the proceeding.</w:t>
       </w:r>
     </w:p>
     <w:p>
@@ -710,16 +604,8 @@
         <w:rPr>
           <w:color w:val="0070C0"/>
         </w:rPr>
-        <w:t xml:space="preserve"> in the </w:t>
+        <w:t xml:space="preserve"> in the proceeding;</w:t>
       </w:r>
-      <w:proofErr w:type="gramStart"/>
-      <w:r>
-        <w:rPr>
-          <w:color w:val="0070C0"/>
-        </w:rPr>
-        <w:t>proceeding;</w:t>
-      </w:r>
-      <w:proofErr w:type="gramEnd"/>
     </w:p>
     <w:p>
       <w:pPr>
@@ -836,6 +722,7 @@
           <w:bCs w:val="0"/>
           <w:u w:val="single"/>
         </w:rPr>
+        <w:lastRenderedPageBreak/>
         <w:t>Authorization of Indemnification.</w:t>
       </w:r>
       <w:r>
@@ -928,21 +815,7 @@
         <w:rPr>
           <w:color w:val="0070C0"/>
         </w:rPr>
-        <w:t xml:space="preserve">If a </w:t>
-      </w:r>
-      <w:proofErr w:type="gramStart"/>
-      <w:r>
-        <w:rPr>
-          <w:color w:val="0070C0"/>
-        </w:rPr>
-        <w:t>Manager</w:t>
-      </w:r>
-      <w:proofErr w:type="gramEnd"/>
-      <w:r>
-        <w:rPr>
-          <w:color w:val="0070C0"/>
-        </w:rPr>
-        <w:t xml:space="preserve"> successfully defends themselves—whether by winning the case or otherwise resolving it in their favor—the Company must reimburse them for reasonable legal expenses related to that defense.</w:t>
+        <w:t>If a Manager successfully defends themselves—whether by winning the case or otherwise resolving it in their favor—the Company must reimburse them for reasonable legal expenses related to that defense.</w:t>
       </w:r>
     </w:p>
     <w:p>
@@ -989,21 +862,7 @@
         <w:rPr>
           <w:color w:val="0070C0"/>
         </w:rPr>
-        <w:t>, the court must order the Company to pay—</w:t>
-      </w:r>
-      <w:proofErr w:type="gramStart"/>
-      <w:r>
-        <w:rPr>
-          <w:color w:val="0070C0"/>
-        </w:rPr>
-        <w:t>and also</w:t>
-      </w:r>
-      <w:proofErr w:type="gramEnd"/>
-      <w:r>
-        <w:rPr>
-          <w:color w:val="0070C0"/>
-        </w:rPr>
-        <w:t xml:space="preserve"> cover the Manager’s legal costs for winning the indemnification.</w:t>
+        <w:t>, the court must order the Company to pay—and also cover the Manager’s legal costs for winning the indemnification.</w:t>
       </w:r>
     </w:p>
     <w:p>
@@ -1046,28 +905,7 @@
         <w:rPr>
           <w:color w:val="0070C0"/>
         </w:rPr>
-        <w:t xml:space="preserve">Even if a </w:t>
-      </w:r>
-      <w:proofErr w:type="gramStart"/>
-      <w:r>
-        <w:rPr>
-          <w:color w:val="0070C0"/>
-        </w:rPr>
-        <w:t>Manager</w:t>
-      </w:r>
-      <w:proofErr w:type="gramEnd"/>
-      <w:r>
-        <w:rPr>
-          <w:color w:val="0070C0"/>
-        </w:rPr>
-        <w:t xml:space="preserve"> doesn’t meet the usual </w:t>
-      </w:r>
-      <w:r>
-        <w:rPr>
-          <w:color w:val="0070C0"/>
-        </w:rPr>
-        <w:lastRenderedPageBreak/>
-        <w:t>requirements for indemnification—or has been found liable</w:t>
+        <w:t>Even if a Manager doesn’t meet the usual requirements for indemnification—or has been found liable</w:t>
       </w:r>
       <w:r>
         <w:rPr>
@@ -1079,21 +917,7 @@
         <w:rPr>
           <w:color w:val="0070C0"/>
         </w:rPr>
-        <w:t xml:space="preserve">a court can still decide to award indemnification if it believes it’s fair under the circumstances. However, if the Manager was found liable to the Company or received </w:t>
-      </w:r>
-      <w:proofErr w:type="gramStart"/>
-      <w:r>
-        <w:rPr>
-          <w:color w:val="0070C0"/>
-        </w:rPr>
-        <w:t>an improper</w:t>
-      </w:r>
-      <w:proofErr w:type="gramEnd"/>
-      <w:r>
-        <w:rPr>
-          <w:color w:val="0070C0"/>
-        </w:rPr>
-        <w:t xml:space="preserve"> personal benefit, the court can only award reimbursement for reasonable legal expenses actually incurred.</w:t>
+        <w:t>a court can still decide to award indemnification if it believes it’s fair under the circumstances. However, if the Manager was found liable to the Company or received an improper personal benefit, the court can only award reimbursement for reasonable legal expenses actually incurred.</w:t>
       </w:r>
     </w:p>
     <w:p>
@@ -1128,35 +952,7 @@
         <w:rPr>
           <w:color w:val="0070C0"/>
         </w:rPr>
-        <w:t xml:space="preserve">If a </w:t>
-      </w:r>
-      <w:proofErr w:type="gramStart"/>
-      <w:r>
-        <w:rPr>
-          <w:color w:val="0070C0"/>
-        </w:rPr>
-        <w:t>Manager</w:t>
-      </w:r>
-      <w:proofErr w:type="gramEnd"/>
-      <w:r>
-        <w:rPr>
-          <w:color w:val="0070C0"/>
-        </w:rPr>
-        <w:t xml:space="preserve"> is involved in a legal proceeding (or might be), the Company can pay their legal costs </w:t>
-      </w:r>
-      <w:proofErr w:type="gramStart"/>
-      <w:r>
-        <w:rPr>
-          <w:color w:val="0070C0"/>
-        </w:rPr>
-        <w:t>up front—</w:t>
-      </w:r>
-      <w:proofErr w:type="gramEnd"/>
-      <w:r>
-        <w:rPr>
-          <w:color w:val="0070C0"/>
-        </w:rPr>
-        <w:t>before the case is resolved—</w:t>
+        <w:t>If a Manager is involved in a legal proceeding (or might be), the Company can pay their legal costs up front—before the case is resolved—</w:t>
       </w:r>
       <w:r>
         <w:rPr>
@@ -1286,21 +1082,7 @@
         <w:rPr>
           <w:color w:val="0070C0"/>
         </w:rPr>
-        <w:t xml:space="preserve">The Company may choose to indemnify and advance expenses to someone who is not a </w:t>
-      </w:r>
-      <w:proofErr w:type="gramStart"/>
-      <w:r>
-        <w:rPr>
-          <w:color w:val="0070C0"/>
-        </w:rPr>
-        <w:t>Manager</w:t>
-      </w:r>
-      <w:proofErr w:type="gramEnd"/>
-      <w:r>
-        <w:rPr>
-          <w:color w:val="0070C0"/>
-        </w:rPr>
-        <w:t>, employee, or agent—but who served at the Company’s request in a leadership or representative role for another organization—on the same terms it offers to Managers under this Article.</w:t>
+        <w:t>The Company may choose to indemnify and advance expenses to someone who is not a Manager, employee, or agent—but who served at the Company’s request in a leadership or representative role for another organization—on the same terms it offers to Managers under this Article.</w:t>
       </w:r>
     </w:p>
     <w:p>
@@ -1343,7 +1125,14 @@
         <w:rPr>
           <w:color w:val="0070C0"/>
         </w:rPr>
-        <w:t>The Company may also advance legal expenses to non-employees and non-agents who served at the Company’s request in a leadership or representative role for another organization</w:t>
+        <w:t xml:space="preserve">The Company may also advance legal expenses to non-employees and non-agents who served at the Company’s request in a leadership or </w:t>
+      </w:r>
+      <w:r>
+        <w:rPr>
+          <w:color w:val="0070C0"/>
+        </w:rPr>
+        <w:lastRenderedPageBreak/>
+        <w:t>representative role for another organization</w:t>
       </w:r>
       <w:r>
         <w:rPr>
@@ -1392,19 +1181,11 @@
         </w:rPr>
         <w:t xml:space="preserve"> </w:t>
       </w:r>
-      <w:proofErr w:type="gramStart"/>
       <w:r>
         <w:rPr>
           <w:color w:val="0070C0"/>
         </w:rPr>
-        <w:t>Manager</w:t>
-      </w:r>
-      <w:proofErr w:type="gramEnd"/>
-      <w:r>
-        <w:rPr>
-          <w:color w:val="0070C0"/>
-        </w:rPr>
-        <w:t>, employee, agent, or representative. These protections also extend to their heirs, executors, and administrators.</w:t>
+        <w:t>Manager, employee, agent, or representative. These protections also extend to their heirs, executors, and administrators.</w:t>
       </w:r>
     </w:p>
     <w:p>
@@ -1478,49 +1259,7 @@
         <w:rPr>
           <w:color w:val="0070C0"/>
         </w:rPr>
-        <w:t xml:space="preserve">Whenever the Company provides indemnification or </w:t>
-      </w:r>
-      <w:proofErr w:type="gramStart"/>
-      <w:r>
-        <w:rPr>
-          <w:color w:val="0070C0"/>
-        </w:rPr>
-        <w:t>advances</w:t>
-      </w:r>
-      <w:proofErr w:type="gramEnd"/>
-      <w:r>
-        <w:rPr>
-          <w:color w:val="0070C0"/>
-        </w:rPr>
-        <w:t xml:space="preserve"> expenses to a </w:t>
-      </w:r>
-      <w:proofErr w:type="gramStart"/>
-      <w:r>
-        <w:rPr>
-          <w:color w:val="0070C0"/>
-        </w:rPr>
-        <w:t>Manager</w:t>
-      </w:r>
-      <w:proofErr w:type="gramEnd"/>
-      <w:r>
-        <w:rPr>
-          <w:color w:val="0070C0"/>
-        </w:rPr>
-        <w:t xml:space="preserve">, it must notify the Members in writing—either with or before the next meeting notice or written consent request. In any case, this report must be given within 12 months of </w:t>
-      </w:r>
-      <w:proofErr w:type="gramStart"/>
-      <w:r>
-        <w:rPr>
-          <w:color w:val="0070C0"/>
-        </w:rPr>
-        <w:t>the payment</w:t>
-      </w:r>
-      <w:proofErr w:type="gramEnd"/>
-      <w:r>
-        <w:rPr>
-          <w:color w:val="0070C0"/>
-        </w:rPr>
-        <w:t>.</w:t>
+        <w:t>Whenever the Company provides indemnification or advances expenses to a Manager, it must notify the Members in writing—either with or before the next meeting notice or written consent request. In any case, this report must be given within 12 months of the payment.</w:t>
       </w:r>
     </w:p>
     <w:p>
@@ -1548,28 +1287,7 @@
         <w:rPr>
           <w:color w:val="0070C0"/>
         </w:rPr>
-        <w:t xml:space="preserve">If a </w:t>
-      </w:r>
-      <w:proofErr w:type="gramStart"/>
-      <w:r>
-        <w:rPr>
-          <w:color w:val="0070C0"/>
-        </w:rPr>
-        <w:t>Manager</w:t>
-      </w:r>
-      <w:proofErr w:type="gramEnd"/>
-      <w:r>
-        <w:rPr>
-          <w:color w:val="0070C0"/>
-        </w:rPr>
-        <w:t xml:space="preserve"> serves an employee benefit plan as part of their duties </w:t>
-      </w:r>
-      <w:r>
-        <w:rPr>
-          <w:color w:val="0070C0"/>
-        </w:rPr>
-        <w:lastRenderedPageBreak/>
-        <w:t>to the Company, that service is treated as serving the Company. Any excise taxes they incur related to the plan are considered fines. If they act in good faith for the benefit of the plan’s participants, it is considered acting in the Company’s best interest.</w:t>
+        <w:t>If a Manager serves an employee benefit plan as part of their duties to the Company, that service is treated as serving the Company. Any excise taxes they incur related to the plan are considered fines. If they act in good faith for the benefit of the plan’s participants, it is considered acting in the Company’s best interest.</w:t>
       </w:r>
     </w:p>
     <w:p/>
@@ -1587,8 +1305,8 @@
       </w:pPr>
     </w:p>
     <w:sectPr>
-      <w:headerReference w:type="default" r:id="rId24"/>
-      <w:footerReference w:type="default" r:id="rId25"/>
+      <w:headerReference w:type="default" r:id="rId21"/>
+      <w:footerReference w:type="default" r:id="rId22"/>
       <w:pgSz w:w="12240" w:h="15840"/>
       <w:pgMar w:top="1440" w:right="1440" w:bottom="1440" w:left="1440" w:header="720" w:footer="720" w:gutter="0"/>
       <w:cols w:space="720"/>
@@ -1600,7 +1318,7 @@
 
 <file path=word/comments.xml><?xml version="1.0" encoding="utf-8"?>
 <w:comments xmlns:wpc="http://schemas.microsoft.com/office/word/2010/wordprocessingCanvas" xmlns:cx="http://schemas.microsoft.com/office/drawing/2014/chartex" xmlns:cx1="http://schemas.microsoft.com/office/drawing/2015/9/8/chartex" xmlns:cx2="http://schemas.microsoft.com/office/drawing/2015/10/21/chartex" xmlns:cx3="http://schemas.microsoft.com/office/drawing/2016/5/9/chartex" xmlns:cx4="http://schemas.microsoft.com/office/drawing/2016/5/10/chartex" xmlns:cx5="http://schemas.microsoft.com/office/drawing/2016/5/11/chartex" xmlns:cx6="http://schemas.microsoft.com/office/drawing/2016/5/12/chartex" xmlns:cx7="http://schemas.microsoft.com/office/drawing/2016/5/13/chartex" xmlns:cx8="http://schemas.microsoft.com/office/drawing/2016/5/14/chartex" xmlns:mc="http://schemas.openxmlformats.org/markup-compatibility/2006" xmlns:aink="http://schemas.microsoft.com/office/drawing/2016/ink" xmlns:am3d="http://schemas.microsoft.com/office/drawing/2017/model3d" xmlns:o="urn:schemas-microsoft-com:office:office" xmlns:oel="http://schemas.microsoft.com/office/2019/extlst" xmlns:r="http://schemas.openxmlformats.org/officeDocument/2006/relationships" xmlns:m="http://schemas.openxmlformats.org/officeDocument/2006/math" xmlns:v="urn:schemas-microsoft-com:vml" xmlns:wp14="http://schemas.microsoft.com/office/word/2010/wordprocessingDrawing" xmlns:wp="http://schemas.openxmlformats.org/drawingml/2006/wordprocessingDrawing" xmlns:w10="urn:schemas-microsoft-com:office:word" xmlns:w="http://schemas.openxmlformats.org/wordprocessingml/2006/main" xmlns:w14="http://schemas.microsoft.com/office/word/2010/wordml" xmlns:w15="http://schemas.microsoft.com/office/word/2012/wordml" xmlns:w16cex="http://schemas.microsoft.com/office/word/2018/wordml/cex" xmlns:w16cid="http://schemas.microsoft.com/office/word/2016/wordml/cid" xmlns:w16="http://schemas.microsoft.com/office/word/2018/wordml" xmlns:w16du="http://schemas.microsoft.com/office/word/2023/wordml/word16du" xmlns:w16sdtdh="http://schemas.microsoft.com/office/word/2020/wordml/sdtdatahash" xmlns:w16sdtfl="http://schemas.microsoft.com/office/word/2024/wordml/sdtformatlock" xmlns:w16se="http://schemas.microsoft.com/office/word/2015/wordml/symex" xmlns:wpg="http://schemas.microsoft.com/office/word/2010/wordprocessingGroup" xmlns:wpi="http://schemas.microsoft.com/office/word/2010/wordprocessingInk" xmlns:wne="http://schemas.microsoft.com/office/word/2006/wordml" xmlns:wps="http://schemas.microsoft.com/office/word/2010/wordprocessingShape" mc:Ignorable="w14 w15 w16se w16cid w16 w16cex w16sdtdh w16sdtfl w16du wp14">
-  <w:comment w:id="4" w:author="Jeff Watson" w:date="2025-10-31T12:48:00Z" w:initials="JW">
+  <w:comment w:id="9" w:author="Jeff Watson" w:date="2025-10-31T12:48:00Z" w:initials="JW">
     <w:p>
       <w:pPr>
         <w:pStyle w:val="CommentText"/>
@@ -1743,7 +1461,7 @@
 </file>
 
 <file path=word/footer4.xml><?xml version="1.0" encoding="utf-8"?>
-<w:ftr xmlns:m="http://schemas.openxmlformats.org/officeDocument/2006/math" xmlns:mc="http://schemas.openxmlformats.org/markup-compatibility/2006" xmlns:mo="http://schemas.microsoft.com/office/mac/office/2008/main" xmlns:mv="urn:schemas-microsoft-com:mac:vml" xmlns:o="urn:schemas-microsoft-com:office:office" xmlns:r="http://schemas.openxmlformats.org/officeDocument/2006/relationships" xmlns:v="urn:schemas-microsoft-com:vml" xmlns:w10="urn:schemas-microsoft-com:office:word" xmlns:w14="http://schemas.microsoft.com/office/word/2010/wordml" xmlns:w="http://schemas.openxmlformats.org/wordprocessingml/2006/main" xmlns:wne="http://schemas.microsoft.com/office/word/2006/wordml" xmlns:wp14="http://schemas.microsoft.com/office/word/2010/wordprocessingDrawing" xmlns:wp="http://schemas.openxmlformats.org/drawingml/2006/wordprocessingDrawing" xmlns:wpc="http://schemas.microsoft.com/office/word/2010/wordprocessingCanvas" xmlns:wpg="http://schemas.microsoft.com/office/word/2010/wordprocessingGroup" xmlns:wpi="http://schemas.microsoft.com/office/word/2010/wordprocessingInk" xmlns:wps="http://schemas.microsoft.com/office/word/2010/wordprocessingShape" mc:Ignorable="w14 wp14">
+<w:ftr xmlns:wpc="http://schemas.microsoft.com/office/word/2010/wordprocessingCanvas" xmlns:cx="http://schemas.microsoft.com/office/drawing/2014/chartex" xmlns:cx1="http://schemas.microsoft.com/office/drawing/2015/9/8/chartex" xmlns:cx2="http://schemas.microsoft.com/office/drawing/2015/10/21/chartex" xmlns:cx3="http://schemas.microsoft.com/office/drawing/2016/5/9/chartex" xmlns:cx4="http://schemas.microsoft.com/office/drawing/2016/5/10/chartex" xmlns:cx5="http://schemas.microsoft.com/office/drawing/2016/5/11/chartex" xmlns:cx6="http://schemas.microsoft.com/office/drawing/2016/5/12/chartex" xmlns:cx7="http://schemas.microsoft.com/office/drawing/2016/5/13/chartex" xmlns:cx8="http://schemas.microsoft.com/office/drawing/2016/5/14/chartex" xmlns:mc="http://schemas.openxmlformats.org/markup-compatibility/2006" xmlns:aink="http://schemas.microsoft.com/office/drawing/2016/ink" xmlns:am3d="http://schemas.microsoft.com/office/drawing/2017/model3d" xmlns:o="urn:schemas-microsoft-com:office:office" xmlns:oel="http://schemas.microsoft.com/office/2019/extlst" xmlns:r="http://schemas.openxmlformats.org/officeDocument/2006/relationships" xmlns:m="http://schemas.openxmlformats.org/officeDocument/2006/math" xmlns:v="urn:schemas-microsoft-com:vml" xmlns:wp14="http://schemas.microsoft.com/office/word/2010/wordprocessingDrawing" xmlns:wp="http://schemas.openxmlformats.org/drawingml/2006/wordprocessingDrawing" xmlns:w10="urn:schemas-microsoft-com:office:word" xmlns:w="http://schemas.openxmlformats.org/wordprocessingml/2006/main" xmlns:w14="http://schemas.microsoft.com/office/word/2010/wordml" xmlns:w15="http://schemas.microsoft.com/office/word/2012/wordml" xmlns:w16cex="http://schemas.microsoft.com/office/word/2018/wordml/cex" xmlns:w16cid="http://schemas.microsoft.com/office/word/2016/wordml/cid" xmlns:w16="http://schemas.microsoft.com/office/word/2018/wordml" xmlns:w16du="http://schemas.microsoft.com/office/word/2023/wordml/word16du" xmlns:w16sdtdh="http://schemas.microsoft.com/office/word/2020/wordml/sdtdatahash" xmlns:w16sdtfl="http://schemas.microsoft.com/office/word/2024/wordml/sdtformatlock" xmlns:w16se="http://schemas.microsoft.com/office/word/2015/wordml/symex" xmlns:wpg="http://schemas.microsoft.com/office/word/2010/wordprocessingGroup" xmlns:wpi="http://schemas.microsoft.com/office/word/2010/wordprocessingInk" xmlns:wne="http://schemas.microsoft.com/office/word/2006/wordml" xmlns:wps="http://schemas.microsoft.com/office/word/2010/wordprocessingShape" mc:Ignorable="w14 w15 w16se w16cid w16 w16cex w16sdtdh w16sdtfl w16du wp14">
   <w:p>
     <w:pPr>
       <w:pStyle w:val="Footer"/>
@@ -1815,7 +1533,7 @@
 </file>
 
 <file path=word/header4.xml><?xml version="1.0" encoding="utf-8"?>
-<w:hdr xmlns:m="http://schemas.openxmlformats.org/officeDocument/2006/math" xmlns:mc="http://schemas.openxmlformats.org/markup-compatibility/2006" xmlns:mo="http://schemas.microsoft.com/office/mac/office/2008/main" xmlns:mv="urn:schemas-microsoft-com:mac:vml" xmlns:o="urn:schemas-microsoft-com:office:office" xmlns:r="http://schemas.openxmlformats.org/officeDocument/2006/relationships" xmlns:v="urn:schemas-microsoft-com:vml" xmlns:w10="urn:schemas-microsoft-com:office:word" xmlns:w14="http://schemas.microsoft.com/office/word/2010/wordml" xmlns:w="http://schemas.openxmlformats.org/wordprocessingml/2006/main" xmlns:wne="http://schemas.microsoft.com/office/word/2006/wordml" xmlns:wp14="http://schemas.microsoft.com/office/word/2010/wordprocessingDrawing" xmlns:wp="http://schemas.openxmlformats.org/drawingml/2006/wordprocessingDrawing" xmlns:wpc="http://schemas.microsoft.com/office/word/2010/wordprocessingCanvas" xmlns:wpg="http://schemas.microsoft.com/office/word/2010/wordprocessingGroup" xmlns:wpi="http://schemas.microsoft.com/office/word/2010/wordprocessingInk" xmlns:wps="http://schemas.microsoft.com/office/word/2010/wordprocessingShape" mc:Ignorable="w14 wp14">
+<w:hdr xmlns:wpc="http://schemas.microsoft.com/office/word/2010/wordprocessingCanvas" xmlns:cx="http://schemas.microsoft.com/office/drawing/2014/chartex" xmlns:cx1="http://schemas.microsoft.com/office/drawing/2015/9/8/chartex" xmlns:cx2="http://schemas.microsoft.com/office/drawing/2015/10/21/chartex" xmlns:cx3="http://schemas.microsoft.com/office/drawing/2016/5/9/chartex" xmlns:cx4="http://schemas.microsoft.com/office/drawing/2016/5/10/chartex" xmlns:cx5="http://schemas.microsoft.com/office/drawing/2016/5/11/chartex" xmlns:cx6="http://schemas.microsoft.com/office/drawing/2016/5/12/chartex" xmlns:cx7="http://schemas.microsoft.com/office/drawing/2016/5/13/chartex" xmlns:cx8="http://schemas.microsoft.com/office/drawing/2016/5/14/chartex" xmlns:mc="http://schemas.openxmlformats.org/markup-compatibility/2006" xmlns:aink="http://schemas.microsoft.com/office/drawing/2016/ink" xmlns:am3d="http://schemas.microsoft.com/office/drawing/2017/model3d" xmlns:o="urn:schemas-microsoft-com:office:office" xmlns:oel="http://schemas.microsoft.com/office/2019/extlst" xmlns:r="http://schemas.openxmlformats.org/officeDocument/2006/relationships" xmlns:m="http://schemas.openxmlformats.org/officeDocument/2006/math" xmlns:v="urn:schemas-microsoft-com:vml" xmlns:wp14="http://schemas.microsoft.com/office/word/2010/wordprocessingDrawing" xmlns:wp="http://schemas.openxmlformats.org/drawingml/2006/wordprocessingDrawing" xmlns:w10="urn:schemas-microsoft-com:office:word" xmlns:w="http://schemas.openxmlformats.org/wordprocessingml/2006/main" xmlns:w14="http://schemas.microsoft.com/office/word/2010/wordml" xmlns:w15="http://schemas.microsoft.com/office/word/2012/wordml" xmlns:w16cex="http://schemas.microsoft.com/office/word/2018/wordml/cex" xmlns:w16cid="http://schemas.microsoft.com/office/word/2016/wordml/cid" xmlns:w16="http://schemas.microsoft.com/office/word/2018/wordml" xmlns:w16du="http://schemas.microsoft.com/office/word/2023/wordml/word16du" xmlns:w16sdtdh="http://schemas.microsoft.com/office/word/2020/wordml/sdtdatahash" xmlns:w16sdtfl="http://schemas.microsoft.com/office/word/2024/wordml/sdtformatlock" xmlns:w16se="http://schemas.microsoft.com/office/word/2015/wordml/symex" xmlns:wpg="http://schemas.microsoft.com/office/word/2010/wordprocessingGroup" xmlns:wpi="http://schemas.microsoft.com/office/word/2010/wordprocessingInk" xmlns:wne="http://schemas.microsoft.com/office/word/2006/wordml" xmlns:wps="http://schemas.microsoft.com/office/word/2010/wordprocessingShape" mc:Ignorable="w14 w15 w16se w16cid w16 w16cex w16sdtdh w16sdtfl w16du wp14">
   <w:p>
     <w:pPr>
       <w:pStyle w:val="Header"/>
@@ -3973,6 +3691,9 @@
 
 <file path=word/people.xml><?xml version="1.0" encoding="utf-8"?>
 <w15:people xmlns:wpc="http://schemas.microsoft.com/office/word/2010/wordprocessingCanvas" xmlns:cx="http://schemas.microsoft.com/office/drawing/2014/chartex" xmlns:cx1="http://schemas.microsoft.com/office/drawing/2015/9/8/chartex" xmlns:cx2="http://schemas.microsoft.com/office/drawing/2015/10/21/chartex" xmlns:cx3="http://schemas.microsoft.com/office/drawing/2016/5/9/chartex" xmlns:cx4="http://schemas.microsoft.com/office/drawing/2016/5/10/chartex" xmlns:cx5="http://schemas.microsoft.com/office/drawing/2016/5/11/chartex" xmlns:cx6="http://schemas.microsoft.com/office/drawing/2016/5/12/chartex" xmlns:cx7="http://schemas.microsoft.com/office/drawing/2016/5/13/chartex" xmlns:cx8="http://schemas.microsoft.com/office/drawing/2016/5/14/chartex" xmlns:mc="http://schemas.openxmlformats.org/markup-compatibility/2006" xmlns:aink="http://schemas.microsoft.com/office/drawing/2016/ink" xmlns:am3d="http://schemas.microsoft.com/office/drawing/2017/model3d" xmlns:o="urn:schemas-microsoft-com:office:office" xmlns:oel="http://schemas.microsoft.com/office/2019/extlst" xmlns:r="http://schemas.openxmlformats.org/officeDocument/2006/relationships" xmlns:m="http://schemas.openxmlformats.org/officeDocument/2006/math" xmlns:v="urn:schemas-microsoft-com:vml" xmlns:wp14="http://schemas.microsoft.com/office/word/2010/wordprocessingDrawing" xmlns:wp="http://schemas.openxmlformats.org/drawingml/2006/wordprocessingDrawing" xmlns:w10="urn:schemas-microsoft-com:office:word" xmlns:w="http://schemas.openxmlformats.org/wordprocessingml/2006/main" xmlns:w14="http://schemas.microsoft.com/office/word/2010/wordml" xmlns:w15="http://schemas.microsoft.com/office/word/2012/wordml" xmlns:w16cex="http://schemas.microsoft.com/office/word/2018/wordml/cex" xmlns:w16cid="http://schemas.microsoft.com/office/word/2016/wordml/cid" xmlns:w16="http://schemas.microsoft.com/office/word/2018/wordml" xmlns:w16du="http://schemas.microsoft.com/office/word/2023/wordml/word16du" xmlns:w16sdtdh="http://schemas.microsoft.com/office/word/2020/wordml/sdtdatahash" xmlns:w16sdtfl="http://schemas.microsoft.com/office/word/2024/wordml/sdtformatlock" xmlns:w16se="http://schemas.microsoft.com/office/word/2015/wordml/symex" xmlns:wpg="http://schemas.microsoft.com/office/word/2010/wordprocessingGroup" xmlns:wpi="http://schemas.microsoft.com/office/word/2010/wordprocessingInk" xmlns:wne="http://schemas.microsoft.com/office/word/2006/wordml" xmlns:wps="http://schemas.microsoft.com/office/word/2010/wordprocessingShape" mc:Ignorable="w14 w15 w16se w16cid w16 w16cex w16sdtdh w16sdtfl w16du wp14">
+  <w15:person w15:author="Wes Will Buy Your Home">
+    <w15:presenceInfo w15:providerId="AD" w15:userId="S::WesWill@BuyYourHomeLLC.com::f11e14ef-79d4-4c0c-9ca8-f8d663a0e563"/>
+  </w15:person>
   <w15:person w15:author="Jeff Watson">
     <w15:presenceInfo w15:providerId="Windows Live" w15:userId="dcdb38203bf7a9b9"/>
   </w15:person>
@@ -15793,6 +15514,15 @@
 </file>
 
 <file path=customXml/item1.xml><?xml version="1.0" encoding="utf-8"?>
+<?mso-contentType ?>
+<FormTemplates xmlns="http://schemas.microsoft.com/sharepoint/v3/contenttype/forms">
+  <Display>DocumentLibraryForm</Display>
+  <Edit>DocumentLibraryForm</Edit>
+  <New>DocumentLibraryForm</New>
+</FormTemplates>
+</file>
+
+<file path=customXml/item2.xml><?xml version="1.0" encoding="utf-8"?>
 <ct:contentTypeSchema xmlns:ct="http://schemas.microsoft.com/office/2006/metadata/contentType" xmlns:ma="http://schemas.microsoft.com/office/2006/metadata/properties/metaAttributes" ct:_="" ma:_="" ma:contentTypeName="Document" ma:contentTypeID="0x010100DDC7FDB1C8256C4EA4678CC05D188078" ma:contentTypeVersion="20" ma:contentTypeDescription="Create a new document." ma:contentTypeScope="" ma:versionID="2a9650d830cc67299a1a440994d8139a">
   <xsd:schema xmlns:xsd="http://www.w3.org/2001/XMLSchema" xmlns:xs="http://www.w3.org/2001/XMLSchema" xmlns:p="http://schemas.microsoft.com/office/2006/metadata/properties" xmlns:ns2="ab9fedca-001d-4cc9-b244-d9c3be5a27d3" xmlns:ns3="42cc25d9-27fe-4f07-accb-ded05ec47eee" targetNamespace="http://schemas.microsoft.com/office/2006/metadata/properties" ma:root="true" ma:fieldsID="b7be75ccca685a650eabb79854d6018f" ns2:_="" ns3:_="">
     <xsd:import namespace="ab9fedca-001d-4cc9-b244-d9c3be5a27d3"/>
@@ -16059,16 +15789,11 @@
 </ct:contentTypeSchema>
 </file>
 
-<file path=customXml/item2.xml><?xml version="1.0" encoding="utf-8"?>
-<?mso-contentType ?>
-<FormTemplates xmlns="http://schemas.microsoft.com/sharepoint/v3/contenttype/forms">
-  <Display>DocumentLibraryForm</Display>
-  <Edit>DocumentLibraryForm</Edit>
-  <New>DocumentLibraryForm</New>
-</FormTemplates>
+<file path=customXml/item3.xml><?xml version="1.0" encoding="utf-8"?>
+<b:Sources xmlns:b="http://schemas.openxmlformats.org/officeDocument/2006/bibliography" xmlns="http://schemas.openxmlformats.org/officeDocument/2006/bibliography" SelectedStyle="/APA.XSL" StyleName="APA"/>
 </file>
 
-<file path=customXml/item3.xml><?xml version="1.0" encoding="utf-8"?>
+<file path=customXml/item4.xml><?xml version="1.0" encoding="utf-8"?>
 <p:properties xmlns:p="http://schemas.microsoft.com/office/2006/metadata/properties" xmlns:xsi="http://www.w3.org/2001/XMLSchema-instance" xmlns:pc="http://schemas.microsoft.com/office/infopath/2007/PartnerControls">
   <documentManagement>
     <TaxCatchAll xmlns="42cc25d9-27fe-4f07-accb-ded05ec47eee" xsi:nil="true"/>
@@ -16080,15 +15805,7 @@
 </p:properties>
 </file>
 
-<file path=customXml/item4.xml><?xml version="1.0" encoding="utf-8"?>
-<b:Sources xmlns:b="http://schemas.openxmlformats.org/officeDocument/2006/bibliography" xmlns="http://schemas.openxmlformats.org/officeDocument/2006/bibliography" SelectedStyle="/APA.XSL" StyleName="APA"/>
-</file>
-
 <file path=customXml/itemProps1.xml><?xml version="1.0" encoding="utf-8"?>
-<ds:datastoreItem xmlns:ds="http://schemas.openxmlformats.org/officeDocument/2006/customXml" ds:itemID="{E1A392CF-E3E2-49C9-9EED-3BECD1E5A0F6}"/>
-</file>
-
-<file path=customXml/itemProps2.xml><?xml version="1.0" encoding="utf-8"?>
 <ds:datastoreItem xmlns:ds="http://schemas.openxmlformats.org/officeDocument/2006/customXml" ds:itemID="{8FB87CE3-B469-4182-AEDE-9227E391BD91}">
   <ds:schemaRefs>
     <ds:schemaRef ds:uri="http://schemas.microsoft.com/sharepoint/v3/contenttype/forms"/>
@@ -16096,7 +15813,34 @@
 </ds:datastoreItem>
 </file>
 
+<file path=customXml/itemProps2.xml><?xml version="1.0" encoding="utf-8"?>
+<ds:datastoreItem xmlns:ds="http://schemas.openxmlformats.org/officeDocument/2006/customXml" ds:itemID="{E1A392CF-E3E2-49C9-9EED-3BECD1E5A0F6}">
+  <ds:schemaRefs>
+    <ds:schemaRef ds:uri="http://schemas.microsoft.com/office/2006/metadata/contentType"/>
+    <ds:schemaRef ds:uri="http://schemas.microsoft.com/office/2006/metadata/properties/metaAttributes"/>
+    <ds:schemaRef ds:uri="http://www.w3.org/2001/XMLSchema"/>
+    <ds:schemaRef ds:uri="http://schemas.microsoft.com/office/2006/metadata/properties"/>
+    <ds:schemaRef ds:uri="ab9fedca-001d-4cc9-b244-d9c3be5a27d3"/>
+    <ds:schemaRef ds:uri="42cc25d9-27fe-4f07-accb-ded05ec47eee"/>
+    <ds:schemaRef ds:uri="http://schemas.microsoft.com/office/2006/documentManagement/types"/>
+    <ds:schemaRef ds:uri="http://schemas.microsoft.com/office/infopath/2007/PartnerControls"/>
+    <ds:schemaRef ds:uri="http://schemas.openxmlformats.org/package/2006/metadata/core-properties"/>
+    <ds:schemaRef ds:uri="http://purl.org/dc/elements/1.1/"/>
+    <ds:schemaRef ds:uri="http://purl.org/dc/terms/"/>
+    <ds:schemaRef ds:uri="http://schemas.microsoft.com/internal/obd"/>
+  </ds:schemaRefs>
+</ds:datastoreItem>
+</file>
+
 <file path=customXml/itemProps3.xml><?xml version="1.0" encoding="utf-8"?>
+<ds:datastoreItem xmlns:ds="http://schemas.openxmlformats.org/officeDocument/2006/customXml" ds:itemID="{EF278816-EC6F-A645-907D-7F25AECB1D4A}">
+  <ds:schemaRefs>
+    <ds:schemaRef ds:uri="http://schemas.openxmlformats.org/officeDocument/2006/bibliography"/>
+  </ds:schemaRefs>
+</ds:datastoreItem>
+</file>
+
+<file path=customXml/itemProps4.xml><?xml version="1.0" encoding="utf-8"?>
 <ds:datastoreItem xmlns:ds="http://schemas.openxmlformats.org/officeDocument/2006/customXml" ds:itemID="{7B319A58-F8E2-4C19-94CA-2C6944BB395B}">
   <ds:schemaRefs>
     <ds:schemaRef ds:uri="http://schemas.microsoft.com/office/2006/metadata/properties"/>
@@ -16105,12 +15849,4 @@
     <ds:schemaRef ds:uri="ab9fedca-001d-4cc9-b244-d9c3be5a27d3"/>
   </ds:schemaRefs>
 </ds:datastoreItem>
-</file>
-
-<file path=customXml/itemProps4.xml><?xml version="1.0" encoding="utf-8"?>
-<ds:datastoreItem xmlns:ds="http://schemas.openxmlformats.org/officeDocument/2006/customXml" ds:itemID="{EF278816-EC6F-A645-907D-7F25AECB1D4A}">
-  <ds:schemaRefs>
-    <ds:schemaRef ds:uri="http://schemas.openxmlformats.org/officeDocument/2006/bibliography"/>
-  </ds:schemaRefs>
-</ds:datastoreItem>
 </file>
--- a/Project Rooms/Operating Agreements/sources/Jeff Watson/Simplified OA Subfiles/08 - Article 6 - Indemnification.docx
+++ b/Project Rooms/Operating Agreements/sources/Jeff Watson/Simplified OA Subfiles/08 - Article 6 - Indemnification.docx
@@ -15514,15 +15514,6 @@
 </file>
 
 <file path=customXml/item1.xml><?xml version="1.0" encoding="utf-8"?>
-<?mso-contentType ?>
-<FormTemplates xmlns="http://schemas.microsoft.com/sharepoint/v3/contenttype/forms">
-  <Display>DocumentLibraryForm</Display>
-  <Edit>DocumentLibraryForm</Edit>
-  <New>DocumentLibraryForm</New>
-</FormTemplates>
-</file>
-
-<file path=customXml/item2.xml><?xml version="1.0" encoding="utf-8"?>
 <ct:contentTypeSchema xmlns:ct="http://schemas.microsoft.com/office/2006/metadata/contentType" xmlns:ma="http://schemas.microsoft.com/office/2006/metadata/properties/metaAttributes" ct:_="" ma:_="" ma:contentTypeName="Document" ma:contentTypeID="0x010100DDC7FDB1C8256C4EA4678CC05D188078" ma:contentTypeVersion="20" ma:contentTypeDescription="Create a new document." ma:contentTypeScope="" ma:versionID="2a9650d830cc67299a1a440994d8139a">
   <xsd:schema xmlns:xsd="http://www.w3.org/2001/XMLSchema" xmlns:xs="http://www.w3.org/2001/XMLSchema" xmlns:p="http://schemas.microsoft.com/office/2006/metadata/properties" xmlns:ns2="ab9fedca-001d-4cc9-b244-d9c3be5a27d3" xmlns:ns3="42cc25d9-27fe-4f07-accb-ded05ec47eee" targetNamespace="http://schemas.microsoft.com/office/2006/metadata/properties" ma:root="true" ma:fieldsID="b7be75ccca685a650eabb79854d6018f" ns2:_="" ns3:_="">
     <xsd:import namespace="ab9fedca-001d-4cc9-b244-d9c3be5a27d3"/>
@@ -15789,11 +15780,16 @@
 </ct:contentTypeSchema>
 </file>
 
-<file path=customXml/item3.xml><?xml version="1.0" encoding="utf-8"?>
-<b:Sources xmlns:b="http://schemas.openxmlformats.org/officeDocument/2006/bibliography" xmlns="http://schemas.openxmlformats.org/officeDocument/2006/bibliography" SelectedStyle="/APA.XSL" StyleName="APA"/>
+<file path=customXml/item2.xml><?xml version="1.0" encoding="utf-8"?>
+<?mso-contentType ?>
+<FormTemplates xmlns="http://schemas.microsoft.com/sharepoint/v3/contenttype/forms">
+  <Display>DocumentLibraryForm</Display>
+  <Edit>DocumentLibraryForm</Edit>
+  <New>DocumentLibraryForm</New>
+</FormTemplates>
 </file>
 
-<file path=customXml/item4.xml><?xml version="1.0" encoding="utf-8"?>
+<file path=customXml/item3.xml><?xml version="1.0" encoding="utf-8"?>
 <p:properties xmlns:p="http://schemas.microsoft.com/office/2006/metadata/properties" xmlns:xsi="http://www.w3.org/2001/XMLSchema-instance" xmlns:pc="http://schemas.microsoft.com/office/infopath/2007/PartnerControls">
   <documentManagement>
     <TaxCatchAll xmlns="42cc25d9-27fe-4f07-accb-ded05ec47eee" xsi:nil="true"/>
@@ -15805,15 +15801,11 @@
 </p:properties>
 </file>
 
-<file path=customXml/itemProps1.xml><?xml version="1.0" encoding="utf-8"?>
-<ds:datastoreItem xmlns:ds="http://schemas.openxmlformats.org/officeDocument/2006/customXml" ds:itemID="{8FB87CE3-B469-4182-AEDE-9227E391BD91}">
-  <ds:schemaRefs>
-    <ds:schemaRef ds:uri="http://schemas.microsoft.com/sharepoint/v3/contenttype/forms"/>
-  </ds:schemaRefs>
-</ds:datastoreItem>
+<file path=customXml/item4.xml><?xml version="1.0" encoding="utf-8"?>
+<b:Sources xmlns:b="http://schemas.openxmlformats.org/officeDocument/2006/bibliography" xmlns="http://schemas.openxmlformats.org/officeDocument/2006/bibliography" SelectedStyle="/APA.XSL" StyleName="APA"/>
 </file>
 
-<file path=customXml/itemProps2.xml><?xml version="1.0" encoding="utf-8"?>
+<file path=customXml/itemProps1.xml><?xml version="1.0" encoding="utf-8"?>
 <ds:datastoreItem xmlns:ds="http://schemas.openxmlformats.org/officeDocument/2006/customXml" ds:itemID="{E1A392CF-E3E2-49C9-9EED-3BECD1E5A0F6}">
   <ds:schemaRefs>
     <ds:schemaRef ds:uri="http://schemas.microsoft.com/office/2006/metadata/contentType"/>
@@ -15832,15 +15824,15 @@
 </ds:datastoreItem>
 </file>
 
-<file path=customXml/itemProps3.xml><?xml version="1.0" encoding="utf-8"?>
-<ds:datastoreItem xmlns:ds="http://schemas.openxmlformats.org/officeDocument/2006/customXml" ds:itemID="{EF278816-EC6F-A645-907D-7F25AECB1D4A}">
+<file path=customXml/itemProps2.xml><?xml version="1.0" encoding="utf-8"?>
+<ds:datastoreItem xmlns:ds="http://schemas.openxmlformats.org/officeDocument/2006/customXml" ds:itemID="{8FB87CE3-B469-4182-AEDE-9227E391BD91}">
   <ds:schemaRefs>
-    <ds:schemaRef ds:uri="http://schemas.openxmlformats.org/officeDocument/2006/bibliography"/>
+    <ds:schemaRef ds:uri="http://schemas.microsoft.com/sharepoint/v3/contenttype/forms"/>
   </ds:schemaRefs>
 </ds:datastoreItem>
 </file>
 
-<file path=customXml/itemProps4.xml><?xml version="1.0" encoding="utf-8"?>
+<file path=customXml/itemProps3.xml><?xml version="1.0" encoding="utf-8"?>
 <ds:datastoreItem xmlns:ds="http://schemas.openxmlformats.org/officeDocument/2006/customXml" ds:itemID="{7B319A58-F8E2-4C19-94CA-2C6944BB395B}">
   <ds:schemaRefs>
     <ds:schemaRef ds:uri="http://schemas.microsoft.com/office/2006/metadata/properties"/>
@@ -15849,4 +15841,12 @@
     <ds:schemaRef ds:uri="ab9fedca-001d-4cc9-b244-d9c3be5a27d3"/>
   </ds:schemaRefs>
 </ds:datastoreItem>
+</file>
+
+<file path=customXml/itemProps4.xml><?xml version="1.0" encoding="utf-8"?>
+<ds:datastoreItem xmlns:ds="http://schemas.openxmlformats.org/officeDocument/2006/customXml" ds:itemID="{EF278816-EC6F-A645-907D-7F25AECB1D4A}">
+  <ds:schemaRefs>
+    <ds:schemaRef ds:uri="http://schemas.openxmlformats.org/officeDocument/2006/bibliography"/>
+  </ds:schemaRefs>
+</ds:datastoreItem>
 </file>